--- a/ТРКД_Стефанович_Лаб5.docx
+++ b/ТРКД_Стефанович_Лаб5.docx
@@ -2063,20 +2063,383 @@
           <w:szCs w:val="28"/>
           <w:lang w:val="ru-RU"/>
         </w:rPr>
-        <w:t>Відео-демонстрація (screen recording на 30-60 сек) або жива демонстрація роботи повного циклу: Реєстрація -&gt; Логін -&gt; Створення запису -&gt; П</w:t>
-      </w:r>
+        <w:t>Відео-демонстрація (screen recording на 30-60 сек) або жива демонстрація роботи повного циклу: Реєстрація -&gt; Логін -&gt; Створення запису -&gt; Перегляд -&gt; Видалення -&gt; Вихід.</w:t>
+      </w:r>
+      <w:r>
+        <w:rPr>
+          <w:noProof/>
+          <w:color w:val="000000"/>
+          <w:sz w:val="28"/>
+          <w:szCs w:val="28"/>
+          <w:lang w:val="ru-RU"/>
+        </w:rPr>
+        <w:br w:type="page"/>
+      </w:r>
+    </w:p>
+    <w:p>
+      <w:pPr>
+        <w:pStyle w:val="a4"/>
+        <w:jc w:val="center"/>
+        <w:textAlignment w:val="baseline"/>
+        <w:rPr>
+          <w:noProof/>
+          <w:color w:val="000000"/>
+          <w:sz w:val="28"/>
+          <w:szCs w:val="28"/>
+          <w:lang w:val="ru-RU"/>
+        </w:rPr>
+      </w:pPr>
+      <w:r>
+        <w:rPr>
+          <w:noProof/>
+          <w:color w:val="000000"/>
+          <w:sz w:val="28"/>
+          <w:szCs w:val="28"/>
+          <w:lang w:val="ru-RU"/>
+        </w:rPr>
+        <w:lastRenderedPageBreak/>
+        <w:t>Виконання</w:t>
+      </w:r>
+    </w:p>
+    <w:p>
+      <w:pPr>
+        <w:pStyle w:val="a4"/>
+        <w:jc w:val="center"/>
+        <w:textAlignment w:val="baseline"/>
+        <w:rPr>
+          <w:noProof/>
+          <w:color w:val="000000"/>
+          <w:sz w:val="28"/>
+          <w:szCs w:val="28"/>
+          <w:lang w:val="uk-UA"/>
+        </w:rPr>
+      </w:pPr>
+      <w:r>
+        <w:rPr>
+          <w:noProof/>
+        </w:rPr>
+        <w:drawing>
+          <wp:inline distT="0" distB="0" distL="0" distR="0" wp14:anchorId="1987084C" wp14:editId="78B817A7">
+            <wp:extent cx="5731510" cy="3080385"/>
+            <wp:effectExtent l="0" t="0" r="2540" b="5715"/>
+            <wp:docPr id="1" name="Рисунок 1"/>
+            <wp:cNvGraphicFramePr>
+              <a:graphicFrameLocks xmlns:a="http://schemas.openxmlformats.org/drawingml/2006/main" noChangeAspect="1"/>
+            </wp:cNvGraphicFramePr>
+            <a:graphic xmlns:a="http://schemas.openxmlformats.org/drawingml/2006/main">
+              <a:graphicData uri="http://schemas.openxmlformats.org/drawingml/2006/picture">
+                <pic:pic xmlns:pic="http://schemas.openxmlformats.org/drawingml/2006/picture">
+                  <pic:nvPicPr>
+                    <pic:cNvPr id="1" name=""/>
+                    <pic:cNvPicPr/>
+                  </pic:nvPicPr>
+                  <pic:blipFill>
+                    <a:blip r:embed="rId5"/>
+                    <a:stretch>
+                      <a:fillRect/>
+                    </a:stretch>
+                  </pic:blipFill>
+                  <pic:spPr>
+                    <a:xfrm>
+                      <a:off x="0" y="0"/>
+                      <a:ext cx="5731510" cy="3080385"/>
+                    </a:xfrm>
+                    <a:prstGeom prst="rect">
+                      <a:avLst/>
+                    </a:prstGeom>
+                  </pic:spPr>
+                </pic:pic>
+              </a:graphicData>
+            </a:graphic>
+          </wp:inline>
+        </w:drawing>
+      </w:r>
+      <w:r>
+        <w:rPr>
+          <w:noProof/>
+          <w:color w:val="000000"/>
+          <w:sz w:val="28"/>
+          <w:szCs w:val="28"/>
+        </w:rPr>
+        <w:br/>
+      </w:r>
+      <w:r>
+        <w:rPr>
+          <w:noProof/>
+          <w:color w:val="000000"/>
+          <w:sz w:val="28"/>
+          <w:szCs w:val="28"/>
+          <w:lang w:val="uk-UA"/>
+        </w:rPr>
+        <w:t>Рис. 1. – Сторінка реєстрації</w:t>
+      </w:r>
+    </w:p>
+    <w:p>
+      <w:pPr>
+        <w:pStyle w:val="a4"/>
+        <w:jc w:val="center"/>
+        <w:textAlignment w:val="baseline"/>
+        <w:rPr>
+          <w:noProof/>
+          <w:color w:val="000000"/>
+          <w:sz w:val="28"/>
+          <w:szCs w:val="28"/>
+        </w:rPr>
+      </w:pPr>
+      <w:r>
+        <w:rPr>
+          <w:noProof/>
+        </w:rPr>
+        <w:drawing>
+          <wp:inline distT="0" distB="0" distL="0" distR="0" wp14:anchorId="579A525A" wp14:editId="2BEC987D">
+            <wp:extent cx="5731510" cy="3080385"/>
+            <wp:effectExtent l="0" t="0" r="2540" b="5715"/>
+            <wp:docPr id="2" name="Рисунок 2"/>
+            <wp:cNvGraphicFramePr>
+              <a:graphicFrameLocks xmlns:a="http://schemas.openxmlformats.org/drawingml/2006/main" noChangeAspect="1"/>
+            </wp:cNvGraphicFramePr>
+            <a:graphic xmlns:a="http://schemas.openxmlformats.org/drawingml/2006/main">
+              <a:graphicData uri="http://schemas.openxmlformats.org/drawingml/2006/picture">
+                <pic:pic xmlns:pic="http://schemas.openxmlformats.org/drawingml/2006/picture">
+                  <pic:nvPicPr>
+                    <pic:cNvPr id="1" name=""/>
+                    <pic:cNvPicPr/>
+                  </pic:nvPicPr>
+                  <pic:blipFill>
+                    <a:blip r:embed="rId6"/>
+                    <a:stretch>
+                      <a:fillRect/>
+                    </a:stretch>
+                  </pic:blipFill>
+                  <pic:spPr>
+                    <a:xfrm>
+                      <a:off x="0" y="0"/>
+                      <a:ext cx="5731510" cy="3080385"/>
+                    </a:xfrm>
+                    <a:prstGeom prst="rect">
+                      <a:avLst/>
+                    </a:prstGeom>
+                  </pic:spPr>
+                </pic:pic>
+              </a:graphicData>
+            </a:graphic>
+          </wp:inline>
+        </w:drawing>
+      </w:r>
+      <w:r>
+        <w:rPr>
+          <w:noProof/>
+          <w:color w:val="000000"/>
+          <w:sz w:val="28"/>
+          <w:szCs w:val="28"/>
+          <w:lang w:val="uk-UA"/>
+        </w:rPr>
+        <w:br/>
+        <w:t>Рис. 2. – Сторінка логіну</w:t>
+      </w:r>
+    </w:p>
+    <w:p>
+      <w:pPr>
+        <w:pStyle w:val="a4"/>
+        <w:jc w:val="center"/>
+        <w:textAlignment w:val="baseline"/>
+        <w:rPr>
+          <w:noProof/>
+          <w:color w:val="000000"/>
+          <w:sz w:val="28"/>
+          <w:szCs w:val="28"/>
+        </w:rPr>
+      </w:pPr>
+      <w:r>
+        <w:rPr>
+          <w:noProof/>
+        </w:rPr>
+        <w:lastRenderedPageBreak/>
+        <w:drawing>
+          <wp:inline distT="0" distB="0" distL="0" distR="0" wp14:anchorId="486130DF" wp14:editId="06B68895">
+            <wp:extent cx="5731510" cy="3080385"/>
+            <wp:effectExtent l="0" t="0" r="2540" b="5715"/>
+            <wp:docPr id="3" name="Рисунок 3"/>
+            <wp:cNvGraphicFramePr>
+              <a:graphicFrameLocks xmlns:a="http://schemas.openxmlformats.org/drawingml/2006/main" noChangeAspect="1"/>
+            </wp:cNvGraphicFramePr>
+            <a:graphic xmlns:a="http://schemas.openxmlformats.org/drawingml/2006/main">
+              <a:graphicData uri="http://schemas.openxmlformats.org/drawingml/2006/picture">
+                <pic:pic xmlns:pic="http://schemas.openxmlformats.org/drawingml/2006/picture">
+                  <pic:nvPicPr>
+                    <pic:cNvPr id="1" name=""/>
+                    <pic:cNvPicPr/>
+                  </pic:nvPicPr>
+                  <pic:blipFill>
+                    <a:blip r:embed="rId7"/>
+                    <a:stretch>
+                      <a:fillRect/>
+                    </a:stretch>
+                  </pic:blipFill>
+                  <pic:spPr>
+                    <a:xfrm>
+                      <a:off x="0" y="0"/>
+                      <a:ext cx="5731510" cy="3080385"/>
+                    </a:xfrm>
+                    <a:prstGeom prst="rect">
+                      <a:avLst/>
+                    </a:prstGeom>
+                  </pic:spPr>
+                </pic:pic>
+              </a:graphicData>
+            </a:graphic>
+          </wp:inline>
+        </w:drawing>
+      </w:r>
+      <w:r>
+        <w:rPr>
+          <w:noProof/>
+          <w:color w:val="000000"/>
+          <w:sz w:val="28"/>
+          <w:szCs w:val="28"/>
+        </w:rPr>
+        <w:br/>
+      </w:r>
+      <w:r>
+        <w:rPr>
+          <w:noProof/>
+          <w:color w:val="000000"/>
+          <w:sz w:val="28"/>
+          <w:szCs w:val="28"/>
+          <w:lang w:val="uk-UA"/>
+        </w:rPr>
+        <w:t>Рис. 3. – Сторінка створення оголошення</w:t>
+      </w:r>
+    </w:p>
+    <w:p>
+      <w:pPr>
+        <w:pStyle w:val="a4"/>
+        <w:jc w:val="center"/>
+        <w:textAlignment w:val="baseline"/>
+        <w:rPr>
+          <w:noProof/>
+          <w:color w:val="000000"/>
+          <w:sz w:val="28"/>
+          <w:szCs w:val="28"/>
+        </w:rPr>
+      </w:pPr>
+      <w:r>
+        <w:rPr>
+          <w:noProof/>
+        </w:rPr>
+        <w:drawing>
+          <wp:inline distT="0" distB="0" distL="0" distR="0" wp14:anchorId="2485E94C" wp14:editId="57DB1B6C">
+            <wp:extent cx="5731510" cy="3080385"/>
+            <wp:effectExtent l="0" t="0" r="2540" b="5715"/>
+            <wp:docPr id="4" name="Рисунок 4"/>
+            <wp:cNvGraphicFramePr>
+              <a:graphicFrameLocks xmlns:a="http://schemas.openxmlformats.org/drawingml/2006/main" noChangeAspect="1"/>
+            </wp:cNvGraphicFramePr>
+            <a:graphic xmlns:a="http://schemas.openxmlformats.org/drawingml/2006/main">
+              <a:graphicData uri="http://schemas.openxmlformats.org/drawingml/2006/picture">
+                <pic:pic xmlns:pic="http://schemas.openxmlformats.org/drawingml/2006/picture">
+                  <pic:nvPicPr>
+                    <pic:cNvPr id="1" name=""/>
+                    <pic:cNvPicPr/>
+                  </pic:nvPicPr>
+                  <pic:blipFill>
+                    <a:blip r:embed="rId8"/>
+                    <a:stretch>
+                      <a:fillRect/>
+                    </a:stretch>
+                  </pic:blipFill>
+                  <pic:spPr>
+                    <a:xfrm>
+                      <a:off x="0" y="0"/>
+                      <a:ext cx="5731510" cy="3080385"/>
+                    </a:xfrm>
+                    <a:prstGeom prst="rect">
+                      <a:avLst/>
+                    </a:prstGeom>
+                  </pic:spPr>
+                </pic:pic>
+              </a:graphicData>
+            </a:graphic>
+          </wp:inline>
+        </w:drawing>
+      </w:r>
+      <w:r>
+        <w:rPr>
+          <w:noProof/>
+          <w:color w:val="000000"/>
+          <w:sz w:val="28"/>
+          <w:szCs w:val="28"/>
+          <w:lang w:val="ru-RU"/>
+        </w:rPr>
+        <w:br/>
+      </w:r>
+      <w:r>
+        <w:rPr>
+          <w:noProof/>
+          <w:color w:val="000000"/>
+          <w:sz w:val="28"/>
+          <w:szCs w:val="28"/>
+          <w:lang w:val="uk-UA"/>
+        </w:rPr>
+        <w:t>Рис. 4. – Демонстрація спроби доступу до адмін-панелі без належних прав</w:t>
+      </w:r>
+    </w:p>
+    <w:p>
+      <w:pPr>
+        <w:pStyle w:val="a4"/>
+        <w:jc w:val="center"/>
+        <w:textAlignment w:val="baseline"/>
+        <w:rPr>
+          <w:noProof/>
+          <w:color w:val="000000"/>
+          <w:sz w:val="28"/>
+          <w:szCs w:val="28"/>
+          <w:lang w:val="uk-UA"/>
+        </w:rPr>
+      </w:pPr>
+      <w:r>
+        <w:rPr>
+          <w:noProof/>
+          <w:color w:val="000000"/>
+          <w:sz w:val="28"/>
+          <w:szCs w:val="28"/>
+          <w:lang w:val="uk-UA"/>
+        </w:rPr>
+        <w:t>Посилання на репозиторій</w:t>
+      </w:r>
+    </w:p>
+    <w:p>
+      <w:pPr>
+        <w:pStyle w:val="a4"/>
+        <w:jc w:val="center"/>
+        <w:textAlignment w:val="baseline"/>
+        <w:rPr>
+          <w:noProof/>
+          <w:color w:val="000000"/>
+          <w:sz w:val="28"/>
+          <w:szCs w:val="28"/>
+        </w:rPr>
+      </w:pPr>
+      <w:hyperlink r:id="rId9" w:history="1">
+        <w:proofErr w:type="spellStart"/>
+        <w:r>
+          <w:rPr>
+            <w:rStyle w:val="a6"/>
+            <w:rFonts w:eastAsiaTheme="majorEastAsia"/>
+          </w:rPr>
+          <w:t>verdevia</w:t>
+        </w:r>
+        <w:proofErr w:type="spellEnd"/>
+        <w:r>
+          <w:rPr>
+            <w:rStyle w:val="a6"/>
+            <w:rFonts w:eastAsiaTheme="majorEastAsia"/>
+          </w:rPr>
+          <w:t>/TRVD_2026_401TN_Stefanovych_Labs at lab5</w:t>
+        </w:r>
+      </w:hyperlink>
       <w:bookmarkStart w:id="0" w:name="_GoBack"/>
       <w:bookmarkEnd w:id="0"/>
-      <w:r>
-        <w:rPr>
-          <w:noProof/>
-          <w:color w:val="000000"/>
-          <w:sz w:val="28"/>
-          <w:szCs w:val="28"/>
-          <w:lang w:val="ru-RU"/>
-        </w:rPr>
-        <w:t>ерегляд -&gt; Видалення -&gt; Вихід.</w:t>
-      </w:r>
     </w:p>
     <w:sectPr>
       <w:pgSz w:w="11906" w:h="16838"/>
